--- a/equity-research-models/Diageo_Equity_Research_Note_v2.docx
+++ b/equity-research-models/Diageo_Equity_Research_Note_v2.docx
@@ -4,30 +4,42 @@
   <w:body>
     <w:p>
       <w:pPr>
-        <w:spacing w:after="80"/>
-      </w:pPr>
-      <w:r>
-        <w:rPr>
-          <w:rFonts w:ascii="Arial" w:cs="Arial" w:eastAsia="Arial" w:hAnsi="Arial"/>
+        <w:spacing w:after="80" w:line="360" w:lineRule="auto"/>
+        <w:jc w:val="both"/>
+        <w:rPr>
+          <w:rFonts w:ascii="Times New Roman" w:hAnsi="Times New Roman" w:cs="Times New Roman"/>
+          <w:sz w:val="22"/>
+          <w:szCs w:val="22"/>
+        </w:rPr>
+      </w:pPr>
+      <w:r>
+        <w:rPr>
+          <w:rFonts w:ascii="Times New Roman" w:cs="Times New Roman" w:eastAsia="Arial" w:hAnsi="Times New Roman"/>
           <w:b/>
           <w:bCs/>
           <w:color w:val="1F4E79"/>
-          <w:sz w:val="36"/>
-          <w:szCs w:val="36"/>
+          <w:sz w:val="22"/>
+          <w:szCs w:val="22"/>
         </w:rPr>
         <w:t xml:space="preserve">EQUITY RESEARCH</w:t>
       </w:r>
     </w:p>
     <w:p>
       <w:pPr>
-        <w:spacing w:after="40"/>
-      </w:pPr>
-      <w:r>
-        <w:rPr>
-          <w:rFonts w:ascii="Arial" w:cs="Arial" w:eastAsia="Arial" w:hAnsi="Arial"/>
+        <w:spacing w:after="40" w:line="360" w:lineRule="auto"/>
+        <w:jc w:val="both"/>
+        <w:rPr>
+          <w:rFonts w:ascii="Times New Roman" w:hAnsi="Times New Roman" w:cs="Times New Roman"/>
+          <w:sz w:val="22"/>
+          <w:szCs w:val="22"/>
+        </w:rPr>
+      </w:pPr>
+      <w:r>
+        <w:rPr>
+          <w:rFonts w:ascii="Times New Roman" w:cs="Times New Roman" w:eastAsia="Arial" w:hAnsi="Times New Roman"/>
           <w:color w:val="2E75B6"/>
-          <w:sz w:val="24"/>
-          <w:szCs w:val="24"/>
+          <w:sz w:val="22"/>
+          <w:szCs w:val="22"/>
         </w:rPr>
         <w:t xml:space="preserve">Diageo PLC  |  DGE LN  |  Beverages: Spirits &amp; Beer</w:t>
       </w:r>
@@ -37,11 +49,24 @@
         <w:pBdr>
           <w:bottom w:val="single" w:color="2E75B6" w:sz="6" w:space="1"/>
         </w:pBdr>
-      </w:pPr>
-    </w:p>
-    <w:p>
-      <w:pPr>
-        <w:spacing w:after="80"/>
+        <w:jc w:val="both"/>
+        <w:spacing w:line="360" w:lineRule="auto"/>
+        <w:rPr>
+          <w:rFonts w:ascii="Times New Roman" w:hAnsi="Times New Roman" w:cs="Times New Roman"/>
+          <w:sz w:val="22"/>
+          <w:szCs w:val="22"/>
+        </w:rPr>
+      </w:pPr>
+    </w:p>
+    <w:p>
+      <w:pPr>
+        <w:spacing w:after="80" w:line="360" w:lineRule="auto"/>
+        <w:jc w:val="both"/>
+        <w:rPr>
+          <w:rFonts w:ascii="Times New Roman" w:hAnsi="Times New Roman" w:cs="Times New Roman"/>
+          <w:sz w:val="22"/>
+          <w:szCs w:val="22"/>
+        </w:rPr>
       </w:pPr>
     </w:p>
     <w:tbl>
@@ -81,14 +106,23 @@
             </w:tcMar>
           </w:tcPr>
           <w:p>
+            <w:pPr>
+              <w:jc w:val="both"/>
+              <w:spacing w:line="360" w:lineRule="auto"/>
+              <w:rPr>
+                <w:rFonts w:ascii="Times New Roman" w:hAnsi="Times New Roman" w:cs="Times New Roman"/>
+                <w:sz w:val="22"/>
+                <w:szCs w:val="22"/>
+              </w:rPr>
+            </w:pPr>
             <w:r>
               <w:rPr>
-                <w:rFonts w:ascii="Arial" w:cs="Arial" w:eastAsia="Arial" w:hAnsi="Arial"/>
+                <w:rFonts w:ascii="Times New Roman" w:cs="Times New Roman" w:eastAsia="Arial" w:hAnsi="Times New Roman"/>
                 <w:b/>
                 <w:bCs/>
                 <w:color w:val="FFFFFF"/>
-                <w:sz w:val="20"/>
-                <w:szCs w:val="20"/>
+                <w:sz w:val="22"/>
+                <w:szCs w:val="22"/>
               </w:rPr>
               <w:t xml:space="preserve">Rating</w:t>
             </w:r>
@@ -112,14 +146,23 @@
             </w:tcMar>
           </w:tcPr>
           <w:p>
+            <w:pPr>
+              <w:jc w:val="both"/>
+              <w:spacing w:line="360" w:lineRule="auto"/>
+              <w:rPr>
+                <w:rFonts w:ascii="Times New Roman" w:hAnsi="Times New Roman" w:cs="Times New Roman"/>
+                <w:sz w:val="22"/>
+                <w:szCs w:val="22"/>
+              </w:rPr>
+            </w:pPr>
             <w:r>
               <w:rPr>
-                <w:rFonts w:ascii="Arial" w:cs="Arial" w:eastAsia="Arial" w:hAnsi="Arial"/>
+                <w:rFonts w:ascii="Times New Roman" w:cs="Times New Roman" w:eastAsia="Arial" w:hAnsi="Times New Roman"/>
                 <w:b/>
                 <w:bCs/>
                 <w:color w:val="FFFFFF"/>
-                <w:sz w:val="20"/>
-                <w:szCs w:val="20"/>
+                <w:sz w:val="22"/>
+                <w:szCs w:val="22"/>
               </w:rPr>
               <w:t xml:space="preserve">Target Price</w:t>
             </w:r>
@@ -143,14 +186,23 @@
             </w:tcMar>
           </w:tcPr>
           <w:p>
+            <w:pPr>
+              <w:jc w:val="both"/>
+              <w:spacing w:line="360" w:lineRule="auto"/>
+              <w:rPr>
+                <w:rFonts w:ascii="Times New Roman" w:hAnsi="Times New Roman" w:cs="Times New Roman"/>
+                <w:sz w:val="22"/>
+                <w:szCs w:val="22"/>
+              </w:rPr>
+            </w:pPr>
             <w:r>
               <w:rPr>
-                <w:rFonts w:ascii="Arial" w:cs="Arial" w:eastAsia="Arial" w:hAnsi="Arial"/>
+                <w:rFonts w:ascii="Times New Roman" w:cs="Times New Roman" w:eastAsia="Arial" w:hAnsi="Times New Roman"/>
                 <w:b/>
                 <w:bCs/>
                 <w:color w:val="FFFFFF"/>
-                <w:sz w:val="20"/>
-                <w:szCs w:val="20"/>
+                <w:sz w:val="22"/>
+                <w:szCs w:val="22"/>
               </w:rPr>
               <w:t xml:space="preserve">Current Price</w:t>
             </w:r>
@@ -174,14 +226,23 @@
             </w:tcMar>
           </w:tcPr>
           <w:p>
+            <w:pPr>
+              <w:jc w:val="both"/>
+              <w:spacing w:line="360" w:lineRule="auto"/>
+              <w:rPr>
+                <w:rFonts w:ascii="Times New Roman" w:hAnsi="Times New Roman" w:cs="Times New Roman"/>
+                <w:sz w:val="22"/>
+                <w:szCs w:val="22"/>
+              </w:rPr>
+            </w:pPr>
             <w:r>
               <w:rPr>
-                <w:rFonts w:ascii="Arial" w:cs="Arial" w:eastAsia="Arial" w:hAnsi="Arial"/>
+                <w:rFonts w:ascii="Times New Roman" w:cs="Times New Roman" w:eastAsia="Arial" w:hAnsi="Times New Roman"/>
                 <w:b/>
                 <w:bCs/>
                 <w:color w:val="FFFFFF"/>
-                <w:sz w:val="20"/>
-                <w:szCs w:val="20"/>
+                <w:sz w:val="22"/>
+                <w:szCs w:val="22"/>
               </w:rPr>
               <w:t xml:space="preserve">Upside</w:t>
             </w:r>
@@ -206,14 +267,23 @@
             </w:tcMar>
           </w:tcPr>
           <w:p>
+            <w:pPr>
+              <w:jc w:val="both"/>
+              <w:spacing w:line="360" w:lineRule="auto"/>
+              <w:rPr>
+                <w:rFonts w:ascii="Times New Roman" w:hAnsi="Times New Roman" w:cs="Times New Roman"/>
+                <w:sz w:val="22"/>
+                <w:szCs w:val="22"/>
+              </w:rPr>
+            </w:pPr>
             <w:r>
               <w:rPr>
-                <w:rFonts w:ascii="Arial" w:cs="Arial" w:eastAsia="Arial" w:hAnsi="Arial"/>
+                <w:rFonts w:ascii="Times New Roman" w:cs="Times New Roman" w:eastAsia="Arial" w:hAnsi="Times New Roman"/>
                 <w:b w:val="false"/>
                 <w:bCs w:val="false"/>
                 <w:color w:val="000000"/>
-                <w:sz w:val="20"/>
-                <w:szCs w:val="20"/>
+                <w:sz w:val="22"/>
+                <w:szCs w:val="22"/>
               </w:rPr>
               <w:t xml:space="preserve">BUY</w:t>
             </w:r>
@@ -236,14 +306,23 @@
             </w:tcMar>
           </w:tcPr>
           <w:p>
+            <w:pPr>
+              <w:jc w:val="both"/>
+              <w:spacing w:line="360" w:lineRule="auto"/>
+              <w:rPr>
+                <w:rFonts w:ascii="Times New Roman" w:hAnsi="Times New Roman" w:cs="Times New Roman"/>
+                <w:sz w:val="22"/>
+                <w:szCs w:val="22"/>
+              </w:rPr>
+            </w:pPr>
             <w:r>
               <w:rPr>
-                <w:rFonts w:ascii="Arial" w:cs="Arial" w:eastAsia="Arial" w:hAnsi="Arial"/>
+                <w:rFonts w:ascii="Times New Roman" w:cs="Times New Roman" w:eastAsia="Arial" w:hAnsi="Times New Roman"/>
                 <w:b w:val="false"/>
                 <w:bCs w:val="false"/>
                 <w:color w:val="000000"/>
-                <w:sz w:val="20"/>
-                <w:szCs w:val="20"/>
+                <w:sz w:val="22"/>
+                <w:szCs w:val="22"/>
               </w:rPr>
               <w:t xml:space="preserve">2,800p</w:t>
             </w:r>
@@ -266,14 +345,23 @@
             </w:tcMar>
           </w:tcPr>
           <w:p>
+            <w:pPr>
+              <w:jc w:val="both"/>
+              <w:spacing w:line="360" w:lineRule="auto"/>
+              <w:rPr>
+                <w:rFonts w:ascii="Times New Roman" w:hAnsi="Times New Roman" w:cs="Times New Roman"/>
+                <w:sz w:val="22"/>
+                <w:szCs w:val="22"/>
+              </w:rPr>
+            </w:pPr>
             <w:r>
               <w:rPr>
-                <w:rFonts w:ascii="Arial" w:cs="Arial" w:eastAsia="Arial" w:hAnsi="Arial"/>
+                <w:rFonts w:ascii="Times New Roman" w:cs="Times New Roman" w:eastAsia="Arial" w:hAnsi="Times New Roman"/>
                 <w:b w:val="false"/>
                 <w:bCs w:val="false"/>
                 <w:color w:val="000000"/>
-                <w:sz w:val="20"/>
-                <w:szCs w:val="20"/>
+                <w:sz w:val="22"/>
+                <w:szCs w:val="22"/>
               </w:rPr>
               <w:t xml:space="preserve">2,500p</w:t>
             </w:r>
@@ -296,14 +384,23 @@
             </w:tcMar>
           </w:tcPr>
           <w:p>
+            <w:pPr>
+              <w:jc w:val="both"/>
+              <w:spacing w:line="360" w:lineRule="auto"/>
+              <w:rPr>
+                <w:rFonts w:ascii="Times New Roman" w:hAnsi="Times New Roman" w:cs="Times New Roman"/>
+                <w:sz w:val="22"/>
+                <w:szCs w:val="22"/>
+              </w:rPr>
+            </w:pPr>
             <w:r>
               <w:rPr>
-                <w:rFonts w:ascii="Arial" w:cs="Arial" w:eastAsia="Arial" w:hAnsi="Arial"/>
+                <w:rFonts w:ascii="Times New Roman" w:cs="Times New Roman" w:eastAsia="Arial" w:hAnsi="Times New Roman"/>
                 <w:b w:val="false"/>
                 <w:bCs w:val="false"/>
                 <w:color w:val="000000"/>
-                <w:sz w:val="20"/>
-                <w:szCs w:val="20"/>
+                <w:sz w:val="22"/>
+                <w:szCs w:val="22"/>
               </w:rPr>
               <w:t xml:space="preserve">+12%</w:t>
             </w:r>
@@ -313,7 +410,13 @@
     </w:tbl>
     <w:p>
       <w:pPr>
-        <w:spacing w:after="80"/>
+        <w:spacing w:after="80" w:line="360" w:lineRule="auto"/>
+        <w:jc w:val="both"/>
+        <w:rPr>
+          <w:rFonts w:ascii="Times New Roman" w:hAnsi="Times New Roman" w:cs="Times New Roman"/>
+          <w:sz w:val="22"/>
+          <w:szCs w:val="22"/>
+        </w:rPr>
       </w:pPr>
     </w:p>
     <w:tbl>
@@ -353,14 +456,23 @@
             </w:tcMar>
           </w:tcPr>
           <w:p>
+            <w:pPr>
+              <w:jc w:val="both"/>
+              <w:spacing w:line="360" w:lineRule="auto"/>
+              <w:rPr>
+                <w:rFonts w:ascii="Times New Roman" w:hAnsi="Times New Roman" w:cs="Times New Roman"/>
+                <w:sz w:val="22"/>
+                <w:szCs w:val="22"/>
+              </w:rPr>
+            </w:pPr>
             <w:r>
               <w:rPr>
-                <w:rFonts w:ascii="Arial" w:cs="Arial" w:eastAsia="Arial" w:hAnsi="Arial"/>
+                <w:rFonts w:ascii="Times New Roman" w:cs="Times New Roman" w:eastAsia="Arial" w:hAnsi="Times New Roman"/>
                 <w:b/>
                 <w:bCs/>
                 <w:color w:val="FFFFFF"/>
-                <w:sz w:val="20"/>
-                <w:szCs w:val="20"/>
+                <w:sz w:val="22"/>
+                <w:szCs w:val="22"/>
               </w:rPr>
               <w:t xml:space="preserve">Market Cap</w:t>
             </w:r>
@@ -384,14 +496,23 @@
             </w:tcMar>
           </w:tcPr>
           <w:p>
+            <w:pPr>
+              <w:jc w:val="both"/>
+              <w:spacing w:line="360" w:lineRule="auto"/>
+              <w:rPr>
+                <w:rFonts w:ascii="Times New Roman" w:hAnsi="Times New Roman" w:cs="Times New Roman"/>
+                <w:sz w:val="22"/>
+                <w:szCs w:val="22"/>
+              </w:rPr>
+            </w:pPr>
             <w:r>
               <w:rPr>
-                <w:rFonts w:ascii="Arial" w:cs="Arial" w:eastAsia="Arial" w:hAnsi="Arial"/>
+                <w:rFonts w:ascii="Times New Roman" w:cs="Times New Roman" w:eastAsia="Arial" w:hAnsi="Times New Roman"/>
                 <w:b/>
                 <w:bCs/>
                 <w:color w:val="FFFFFF"/>
-                <w:sz w:val="20"/>
-                <w:szCs w:val="20"/>
+                <w:sz w:val="22"/>
+                <w:szCs w:val="22"/>
               </w:rPr>
               <w:t xml:space="preserve">EV/EBITDA (FY24)</w:t>
             </w:r>
@@ -415,14 +536,23 @@
             </w:tcMar>
           </w:tcPr>
           <w:p>
+            <w:pPr>
+              <w:jc w:val="both"/>
+              <w:spacing w:line="360" w:lineRule="auto"/>
+              <w:rPr>
+                <w:rFonts w:ascii="Times New Roman" w:hAnsi="Times New Roman" w:cs="Times New Roman"/>
+                <w:sz w:val="22"/>
+                <w:szCs w:val="22"/>
+              </w:rPr>
+            </w:pPr>
             <w:r>
               <w:rPr>
-                <w:rFonts w:ascii="Arial" w:cs="Arial" w:eastAsia="Arial" w:hAnsi="Arial"/>
+                <w:rFonts w:ascii="Times New Roman" w:cs="Times New Roman" w:eastAsia="Arial" w:hAnsi="Times New Roman"/>
                 <w:b/>
                 <w:bCs/>
                 <w:color w:val="FFFFFF"/>
-                <w:sz w:val="20"/>
-                <w:szCs w:val="20"/>
+                <w:sz w:val="22"/>
+                <w:szCs w:val="22"/>
               </w:rPr>
               <w:t xml:space="preserve">P/E (fwd)</w:t>
             </w:r>
@@ -446,14 +576,23 @@
             </w:tcMar>
           </w:tcPr>
           <w:p>
+            <w:pPr>
+              <w:jc w:val="both"/>
+              <w:spacing w:line="360" w:lineRule="auto"/>
+              <w:rPr>
+                <w:rFonts w:ascii="Times New Roman" w:hAnsi="Times New Roman" w:cs="Times New Roman"/>
+                <w:sz w:val="22"/>
+                <w:szCs w:val="22"/>
+              </w:rPr>
+            </w:pPr>
             <w:r>
               <w:rPr>
-                <w:rFonts w:ascii="Arial" w:cs="Arial" w:eastAsia="Arial" w:hAnsi="Arial"/>
+                <w:rFonts w:ascii="Times New Roman" w:cs="Times New Roman" w:eastAsia="Arial" w:hAnsi="Times New Roman"/>
                 <w:b/>
                 <w:bCs/>
                 <w:color w:val="FFFFFF"/>
-                <w:sz w:val="20"/>
-                <w:szCs w:val="20"/>
+                <w:sz w:val="22"/>
+                <w:szCs w:val="22"/>
               </w:rPr>
               <w:t xml:space="preserve">Dividend Yield</w:t>
             </w:r>
@@ -478,14 +617,23 @@
             </w:tcMar>
           </w:tcPr>
           <w:p>
+            <w:pPr>
+              <w:jc w:val="both"/>
+              <w:spacing w:line="360" w:lineRule="auto"/>
+              <w:rPr>
+                <w:rFonts w:ascii="Times New Roman" w:hAnsi="Times New Roman" w:cs="Times New Roman"/>
+                <w:sz w:val="22"/>
+                <w:szCs w:val="22"/>
+              </w:rPr>
+            </w:pPr>
             <w:r>
               <w:rPr>
-                <w:rFonts w:ascii="Arial" w:cs="Arial" w:eastAsia="Arial" w:hAnsi="Arial"/>
+                <w:rFonts w:ascii="Times New Roman" w:cs="Times New Roman" w:eastAsia="Arial" w:hAnsi="Times New Roman"/>
                 <w:b w:val="false"/>
                 <w:bCs w:val="false"/>
                 <w:color w:val="000000"/>
-                <w:sz w:val="20"/>
-                <w:szCs w:val="20"/>
+                <w:sz w:val="22"/>
+                <w:szCs w:val="22"/>
               </w:rPr>
               <w:t xml:space="preserve">£55.8bn</w:t>
             </w:r>
@@ -508,14 +656,23 @@
             </w:tcMar>
           </w:tcPr>
           <w:p>
+            <w:pPr>
+              <w:jc w:val="both"/>
+              <w:spacing w:line="360" w:lineRule="auto"/>
+              <w:rPr>
+                <w:rFonts w:ascii="Times New Roman" w:hAnsi="Times New Roman" w:cs="Times New Roman"/>
+                <w:sz w:val="22"/>
+                <w:szCs w:val="22"/>
+              </w:rPr>
+            </w:pPr>
             <w:r>
               <w:rPr>
-                <w:rFonts w:ascii="Arial" w:cs="Arial" w:eastAsia="Arial" w:hAnsi="Arial"/>
+                <w:rFonts w:ascii="Times New Roman" w:cs="Times New Roman" w:eastAsia="Arial" w:hAnsi="Times New Roman"/>
                 <w:b w:val="false"/>
                 <w:bCs w:val="false"/>
                 <w:color w:val="000000"/>
-                <w:sz w:val="20"/>
-                <w:szCs w:val="20"/>
+                <w:sz w:val="22"/>
+                <w:szCs w:val="22"/>
               </w:rPr>
               <w:t xml:space="preserve">13.5x</w:t>
             </w:r>
@@ -538,14 +695,23 @@
             </w:tcMar>
           </w:tcPr>
           <w:p>
+            <w:pPr>
+              <w:jc w:val="both"/>
+              <w:spacing w:line="360" w:lineRule="auto"/>
+              <w:rPr>
+                <w:rFonts w:ascii="Times New Roman" w:hAnsi="Times New Roman" w:cs="Times New Roman"/>
+                <w:sz w:val="22"/>
+                <w:szCs w:val="22"/>
+              </w:rPr>
+            </w:pPr>
             <w:r>
               <w:rPr>
-                <w:rFonts w:ascii="Arial" w:cs="Arial" w:eastAsia="Arial" w:hAnsi="Arial"/>
+                <w:rFonts w:ascii="Times New Roman" w:cs="Times New Roman" w:eastAsia="Arial" w:hAnsi="Times New Roman"/>
                 <w:b w:val="false"/>
                 <w:bCs w:val="false"/>
                 <w:color w:val="000000"/>
-                <w:sz w:val="20"/>
-                <w:szCs w:val="20"/>
+                <w:sz w:val="22"/>
+                <w:szCs w:val="22"/>
               </w:rPr>
               <w:t xml:space="preserve">19.2x</w:t>
             </w:r>
@@ -568,14 +734,23 @@
             </w:tcMar>
           </w:tcPr>
           <w:p>
+            <w:pPr>
+              <w:jc w:val="both"/>
+              <w:spacing w:line="360" w:lineRule="auto"/>
+              <w:rPr>
+                <w:rFonts w:ascii="Times New Roman" w:hAnsi="Times New Roman" w:cs="Times New Roman"/>
+                <w:sz w:val="22"/>
+                <w:szCs w:val="22"/>
+              </w:rPr>
+            </w:pPr>
             <w:r>
               <w:rPr>
-                <w:rFonts w:ascii="Arial" w:cs="Arial" w:eastAsia="Arial" w:hAnsi="Arial"/>
+                <w:rFonts w:ascii="Times New Roman" w:cs="Times New Roman" w:eastAsia="Arial" w:hAnsi="Times New Roman"/>
                 <w:b w:val="false"/>
                 <w:bCs w:val="false"/>
                 <w:color w:val="000000"/>
-                <w:sz w:val="20"/>
-                <w:szCs w:val="20"/>
+                <w:sz w:val="22"/>
+                <w:szCs w:val="22"/>
               </w:rPr>
               <w:t xml:space="preserve">3.3%</w:t>
             </w:r>
@@ -585,12 +760,20 @@
     </w:tbl>
     <w:p>
       <w:pPr>
-        <w:spacing w:after="120"/>
+        <w:spacing w:after="120" w:line="360" w:lineRule="auto"/>
+        <w:jc w:val="both"/>
+        <w:rPr>
+          <w:rFonts w:ascii="Times New Roman" w:hAnsi="Times New Roman" w:cs="Times New Roman"/>
+          <w:sz w:val="22"/>
+          <w:szCs w:val="22"/>
+        </w:rPr>
       </w:pPr>
     </w:p>
     <w:p>
       <w:pPr>
         <w:pStyle w:val="Heading1"/>
+        <w:jc w:val="both"/>
+        <w:spacing w:line="360" w:lineRule="auto"/>
       </w:pPr>
       <w:r>
         <w:rPr>
@@ -606,11 +789,17 @@
     </w:p>
     <w:p>
       <w:pPr>
-        <w:spacing w:after="120"/>
-      </w:pPr>
-      <w:r>
-        <w:rPr>
-          <w:rFonts w:ascii="Arial" w:cs="Arial" w:eastAsia="Arial" w:hAnsi="Arial"/>
+        <w:spacing w:after="120" w:line="360" w:lineRule="auto"/>
+        <w:jc w:val="both"/>
+        <w:rPr>
+          <w:rFonts w:ascii="Times New Roman" w:hAnsi="Times New Roman" w:cs="Times New Roman"/>
+          <w:sz w:val="22"/>
+          <w:szCs w:val="22"/>
+        </w:rPr>
+      </w:pPr>
+      <w:r>
+        <w:rPr>
+          <w:rFonts w:ascii="Times New Roman" w:cs="Times New Roman" w:eastAsia="Arial" w:hAnsi="Times New Roman"/>
           <w:sz w:val="22"/>
           <w:szCs w:val="22"/>
         </w:rPr>
@@ -619,11 +808,17 @@
     </w:p>
     <w:p>
       <w:pPr>
-        <w:spacing w:after="120"/>
-      </w:pPr>
-      <w:r>
-        <w:rPr>
-          <w:rFonts w:ascii="Arial" w:cs="Arial" w:eastAsia="Arial" w:hAnsi="Arial"/>
+        <w:spacing w:after="120" w:line="360" w:lineRule="auto"/>
+        <w:jc w:val="both"/>
+        <w:rPr>
+          <w:rFonts w:ascii="Times New Roman" w:hAnsi="Times New Roman" w:cs="Times New Roman"/>
+          <w:sz w:val="22"/>
+          <w:szCs w:val="22"/>
+        </w:rPr>
+      </w:pPr>
+      <w:r>
+        <w:rPr>
+          <w:rFonts w:ascii="Times New Roman" w:cs="Times New Roman" w:eastAsia="Arial" w:hAnsi="Times New Roman"/>
           <w:sz w:val="22"/>
           <w:szCs w:val="22"/>
         </w:rPr>
@@ -632,11 +827,17 @@
     </w:p>
     <w:p>
       <w:pPr>
-        <w:spacing w:after="120"/>
-      </w:pPr>
-      <w:r>
-        <w:rPr>
-          <w:rFonts w:ascii="Arial" w:cs="Arial" w:eastAsia="Arial" w:hAnsi="Arial"/>
+        <w:spacing w:after="120" w:line="360" w:lineRule="auto"/>
+        <w:jc w:val="both"/>
+        <w:rPr>
+          <w:rFonts w:ascii="Times New Roman" w:hAnsi="Times New Roman" w:cs="Times New Roman"/>
+          <w:sz w:val="22"/>
+          <w:szCs w:val="22"/>
+        </w:rPr>
+      </w:pPr>
+      <w:r>
+        <w:rPr>
+          <w:rFonts w:ascii="Times New Roman" w:cs="Times New Roman" w:eastAsia="Arial" w:hAnsi="Times New Roman"/>
           <w:sz w:val="22"/>
           <w:szCs w:val="22"/>
         </w:rPr>
@@ -645,12 +846,20 @@
     </w:p>
     <w:p>
       <w:pPr>
-        <w:spacing w:after="40"/>
+        <w:spacing w:after="40" w:line="360" w:lineRule="auto"/>
+        <w:jc w:val="both"/>
+        <w:rPr>
+          <w:rFonts w:ascii="Times New Roman" w:hAnsi="Times New Roman" w:cs="Times New Roman"/>
+          <w:sz w:val="22"/>
+          <w:szCs w:val="22"/>
+        </w:rPr>
       </w:pPr>
     </w:p>
     <w:p>
       <w:pPr>
         <w:pStyle w:val="Heading1"/>
+        <w:jc w:val="both"/>
+        <w:spacing w:line="360" w:lineRule="auto"/>
       </w:pPr>
       <w:r>
         <w:rPr>
@@ -666,11 +875,17 @@
     </w:p>
     <w:p>
       <w:pPr>
-        <w:spacing w:after="120"/>
-      </w:pPr>
-      <w:r>
-        <w:rPr>
-          <w:rFonts w:ascii="Arial" w:cs="Arial" w:eastAsia="Arial" w:hAnsi="Arial"/>
+        <w:spacing w:after="120" w:line="360" w:lineRule="auto"/>
+        <w:jc w:val="both"/>
+        <w:rPr>
+          <w:rFonts w:ascii="Times New Roman" w:hAnsi="Times New Roman" w:cs="Times New Roman"/>
+          <w:sz w:val="22"/>
+          <w:szCs w:val="22"/>
+        </w:rPr>
+      </w:pPr>
+      <w:r>
+        <w:rPr>
+          <w:rFonts w:ascii="Times New Roman" w:cs="Times New Roman" w:eastAsia="Arial" w:hAnsi="Times New Roman"/>
           <w:sz w:val="22"/>
           <w:szCs w:val="22"/>
         </w:rPr>
@@ -679,11 +894,17 @@
     </w:p>
     <w:p>
       <w:pPr>
-        <w:spacing w:after="120"/>
-      </w:pPr>
-      <w:r>
-        <w:rPr>
-          <w:rFonts w:ascii="Arial" w:cs="Arial" w:eastAsia="Arial" w:hAnsi="Arial"/>
+        <w:spacing w:after="120" w:line="360" w:lineRule="auto"/>
+        <w:jc w:val="both"/>
+        <w:rPr>
+          <w:rFonts w:ascii="Times New Roman" w:hAnsi="Times New Roman" w:cs="Times New Roman"/>
+          <w:sz w:val="22"/>
+          <w:szCs w:val="22"/>
+        </w:rPr>
+      </w:pPr>
+      <w:r>
+        <w:rPr>
+          <w:rFonts w:ascii="Times New Roman" w:cs="Times New Roman" w:eastAsia="Arial" w:hAnsi="Times New Roman"/>
           <w:sz w:val="22"/>
           <w:szCs w:val="22"/>
         </w:rPr>
@@ -692,11 +913,17 @@
     </w:p>
     <w:p>
       <w:pPr>
-        <w:spacing w:after="120"/>
-      </w:pPr>
-      <w:r>
-        <w:rPr>
-          <w:rFonts w:ascii="Arial" w:cs="Arial" w:eastAsia="Arial" w:hAnsi="Arial"/>
+        <w:spacing w:after="120" w:line="360" w:lineRule="auto"/>
+        <w:jc w:val="both"/>
+        <w:rPr>
+          <w:rFonts w:ascii="Times New Roman" w:hAnsi="Times New Roman" w:cs="Times New Roman"/>
+          <w:sz w:val="22"/>
+          <w:szCs w:val="22"/>
+        </w:rPr>
+      </w:pPr>
+      <w:r>
+        <w:rPr>
+          <w:rFonts w:ascii="Times New Roman" w:cs="Times New Roman" w:eastAsia="Arial" w:hAnsi="Times New Roman"/>
           <w:sz w:val="22"/>
           <w:szCs w:val="22"/>
         </w:rPr>
@@ -704,13 +931,29 @@
       </w:r>
     </w:p>
     <w:p>
-      <w:r>
+      <w:pPr>
+        <w:jc w:val="both"/>
+        <w:spacing w:line="360" w:lineRule="auto"/>
+        <w:rPr>
+          <w:rFonts w:ascii="Times New Roman" w:hAnsi="Times New Roman" w:cs="Times New Roman"/>
+          <w:sz w:val="22"/>
+          <w:szCs w:val="22"/>
+        </w:rPr>
+      </w:pPr>
+      <w:r>
+        <w:rPr>
+          <w:rFonts w:ascii="Times New Roman" w:hAnsi="Times New Roman" w:cs="Times New Roman"/>
+          <w:sz w:val="22"/>
+          <w:szCs w:val="22"/>
+        </w:rPr>
         <w:br w:type="page"/>
       </w:r>
     </w:p>
     <w:p>
       <w:pPr>
         <w:pStyle w:val="Heading1"/>
+        <w:jc w:val="both"/>
+        <w:spacing w:line="360" w:lineRule="auto"/>
       </w:pPr>
       <w:r>
         <w:rPr>
@@ -727,6 +970,8 @@
     <w:p>
       <w:pPr>
         <w:pStyle w:val="Heading2"/>
+        <w:jc w:val="both"/>
+        <w:spacing w:line="360" w:lineRule="auto"/>
       </w:pPr>
       <w:r>
         <w:rPr>
@@ -742,11 +987,17 @@
     </w:p>
     <w:p>
       <w:pPr>
-        <w:spacing w:after="120"/>
-      </w:pPr>
-      <w:r>
-        <w:rPr>
-          <w:rFonts w:ascii="Arial" w:cs="Arial" w:eastAsia="Arial" w:hAnsi="Arial"/>
+        <w:spacing w:after="120" w:line="360" w:lineRule="auto"/>
+        <w:jc w:val="both"/>
+        <w:rPr>
+          <w:rFonts w:ascii="Times New Roman" w:hAnsi="Times New Roman" w:cs="Times New Roman"/>
+          <w:sz w:val="22"/>
+          <w:szCs w:val="22"/>
+        </w:rPr>
+      </w:pPr>
+      <w:r>
+        <w:rPr>
+          <w:rFonts w:ascii="Times New Roman" w:cs="Times New Roman" w:eastAsia="Arial" w:hAnsi="Times New Roman"/>
           <w:sz w:val="22"/>
           <w:szCs w:val="22"/>
         </w:rPr>
@@ -755,11 +1006,17 @@
     </w:p>
     <w:p>
       <w:pPr>
-        <w:spacing w:after="120"/>
-      </w:pPr>
-      <w:r>
-        <w:rPr>
-          <w:rFonts w:ascii="Arial" w:cs="Arial" w:eastAsia="Arial" w:hAnsi="Arial"/>
+        <w:spacing w:after="120" w:line="360" w:lineRule="auto"/>
+        <w:jc w:val="both"/>
+        <w:rPr>
+          <w:rFonts w:ascii="Times New Roman" w:hAnsi="Times New Roman" w:cs="Times New Roman"/>
+          <w:sz w:val="22"/>
+          <w:szCs w:val="22"/>
+        </w:rPr>
+      </w:pPr>
+      <w:r>
+        <w:rPr>
+          <w:rFonts w:ascii="Times New Roman" w:cs="Times New Roman" w:eastAsia="Arial" w:hAnsi="Times New Roman"/>
           <w:sz w:val="22"/>
           <w:szCs w:val="22"/>
         </w:rPr>
@@ -769,6 +1026,8 @@
     <w:p>
       <w:pPr>
         <w:pStyle w:val="Heading2"/>
+        <w:jc w:val="both"/>
+        <w:spacing w:line="360" w:lineRule="auto"/>
       </w:pPr>
       <w:r>
         <w:rPr>
@@ -784,11 +1043,17 @@
     </w:p>
     <w:p>
       <w:pPr>
-        <w:spacing w:after="120"/>
-      </w:pPr>
-      <w:r>
-        <w:rPr>
-          <w:rFonts w:ascii="Arial" w:cs="Arial" w:eastAsia="Arial" w:hAnsi="Arial"/>
+        <w:spacing w:after="120" w:line="360" w:lineRule="auto"/>
+        <w:jc w:val="both"/>
+        <w:rPr>
+          <w:rFonts w:ascii="Times New Roman" w:hAnsi="Times New Roman" w:cs="Times New Roman"/>
+          <w:sz w:val="22"/>
+          <w:szCs w:val="22"/>
+        </w:rPr>
+      </w:pPr>
+      <w:r>
+        <w:rPr>
+          <w:rFonts w:ascii="Times New Roman" w:cs="Times New Roman" w:eastAsia="Arial" w:hAnsi="Times New Roman"/>
           <w:sz w:val="22"/>
           <w:szCs w:val="22"/>
         </w:rPr>
@@ -797,11 +1062,17 @@
     </w:p>
     <w:p>
       <w:pPr>
-        <w:spacing w:after="120"/>
-      </w:pPr>
-      <w:r>
-        <w:rPr>
-          <w:rFonts w:ascii="Arial" w:cs="Arial" w:eastAsia="Arial" w:hAnsi="Arial"/>
+        <w:spacing w:after="120" w:line="360" w:lineRule="auto"/>
+        <w:jc w:val="both"/>
+        <w:rPr>
+          <w:rFonts w:ascii="Times New Roman" w:hAnsi="Times New Roman" w:cs="Times New Roman"/>
+          <w:sz w:val="22"/>
+          <w:szCs w:val="22"/>
+        </w:rPr>
+      </w:pPr>
+      <w:r>
+        <w:rPr>
+          <w:rFonts w:ascii="Times New Roman" w:cs="Times New Roman" w:eastAsia="Arial" w:hAnsi="Times New Roman"/>
           <w:sz w:val="22"/>
           <w:szCs w:val="22"/>
         </w:rPr>
@@ -811,6 +1082,8 @@
     <w:p>
       <w:pPr>
         <w:pStyle w:val="Heading2"/>
+        <w:jc w:val="both"/>
+        <w:spacing w:line="360" w:lineRule="auto"/>
       </w:pPr>
       <w:r>
         <w:rPr>
@@ -826,11 +1099,17 @@
     </w:p>
     <w:p>
       <w:pPr>
-        <w:spacing w:after="120"/>
-      </w:pPr>
-      <w:r>
-        <w:rPr>
-          <w:rFonts w:ascii="Arial" w:cs="Arial" w:eastAsia="Arial" w:hAnsi="Arial"/>
+        <w:spacing w:after="120" w:line="360" w:lineRule="auto"/>
+        <w:jc w:val="both"/>
+        <w:rPr>
+          <w:rFonts w:ascii="Times New Roman" w:hAnsi="Times New Roman" w:cs="Times New Roman"/>
+          <w:sz w:val="22"/>
+          <w:szCs w:val="22"/>
+        </w:rPr>
+      </w:pPr>
+      <w:r>
+        <w:rPr>
+          <w:rFonts w:ascii="Times New Roman" w:cs="Times New Roman" w:eastAsia="Arial" w:hAnsi="Times New Roman"/>
           <w:sz w:val="22"/>
           <w:szCs w:val="22"/>
         </w:rPr>
@@ -839,11 +1118,17 @@
     </w:p>
     <w:p>
       <w:pPr>
-        <w:spacing w:after="120"/>
-      </w:pPr>
-      <w:r>
-        <w:rPr>
-          <w:rFonts w:ascii="Arial" w:cs="Arial" w:eastAsia="Arial" w:hAnsi="Arial"/>
+        <w:spacing w:after="120" w:line="360" w:lineRule="auto"/>
+        <w:jc w:val="both"/>
+        <w:rPr>
+          <w:rFonts w:ascii="Times New Roman" w:hAnsi="Times New Roman" w:cs="Times New Roman"/>
+          <w:sz w:val="22"/>
+          <w:szCs w:val="22"/>
+        </w:rPr>
+      </w:pPr>
+      <w:r>
+        <w:rPr>
+          <w:rFonts w:ascii="Times New Roman" w:cs="Times New Roman" w:eastAsia="Arial" w:hAnsi="Times New Roman"/>
           <w:sz w:val="22"/>
           <w:szCs w:val="22"/>
         </w:rPr>
@@ -851,13 +1136,29 @@
       </w:r>
     </w:p>
     <w:p>
-      <w:r>
+      <w:pPr>
+        <w:jc w:val="both"/>
+        <w:spacing w:line="360" w:lineRule="auto"/>
+        <w:rPr>
+          <w:rFonts w:ascii="Times New Roman" w:hAnsi="Times New Roman" w:cs="Times New Roman"/>
+          <w:sz w:val="22"/>
+          <w:szCs w:val="22"/>
+        </w:rPr>
+      </w:pPr>
+      <w:r>
+        <w:rPr>
+          <w:rFonts w:ascii="Times New Roman" w:hAnsi="Times New Roman" w:cs="Times New Roman"/>
+          <w:sz w:val="22"/>
+          <w:szCs w:val="22"/>
+        </w:rPr>
         <w:br w:type="page"/>
       </w:r>
     </w:p>
     <w:p>
       <w:pPr>
         <w:pStyle w:val="Heading1"/>
+        <w:jc w:val="both"/>
+        <w:spacing w:line="360" w:lineRule="auto"/>
       </w:pPr>
       <w:r>
         <w:rPr>
@@ -874,6 +1175,8 @@
     <w:p>
       <w:pPr>
         <w:pStyle w:val="Heading2"/>
+        <w:jc w:val="both"/>
+        <w:spacing w:line="360" w:lineRule="auto"/>
       </w:pPr>
       <w:r>
         <w:rPr>
@@ -889,11 +1192,17 @@
     </w:p>
     <w:p>
       <w:pPr>
-        <w:spacing w:after="120"/>
-      </w:pPr>
-      <w:r>
-        <w:rPr>
-          <w:rFonts w:ascii="Arial" w:cs="Arial" w:eastAsia="Arial" w:hAnsi="Arial"/>
+        <w:spacing w:after="120" w:line="360" w:lineRule="auto"/>
+        <w:jc w:val="both"/>
+        <w:rPr>
+          <w:rFonts w:ascii="Times New Roman" w:hAnsi="Times New Roman" w:cs="Times New Roman"/>
+          <w:sz w:val="22"/>
+          <w:szCs w:val="22"/>
+        </w:rPr>
+      </w:pPr>
+      <w:r>
+        <w:rPr>
+          <w:rFonts w:ascii="Times New Roman" w:cs="Times New Roman" w:eastAsia="Arial" w:hAnsi="Times New Roman"/>
           <w:sz w:val="22"/>
           <w:szCs w:val="22"/>
         </w:rPr>
@@ -902,11 +1211,17 @@
     </w:p>
     <w:p>
       <w:pPr>
-        <w:spacing w:after="120"/>
-      </w:pPr>
-      <w:r>
-        <w:rPr>
-          <w:rFonts w:ascii="Arial" w:cs="Arial" w:eastAsia="Arial" w:hAnsi="Arial"/>
+        <w:spacing w:after="120" w:line="360" w:lineRule="auto"/>
+        <w:jc w:val="both"/>
+        <w:rPr>
+          <w:rFonts w:ascii="Times New Roman" w:hAnsi="Times New Roman" w:cs="Times New Roman"/>
+          <w:sz w:val="22"/>
+          <w:szCs w:val="22"/>
+        </w:rPr>
+      </w:pPr>
+      <w:r>
+        <w:rPr>
+          <w:rFonts w:ascii="Times New Roman" w:cs="Times New Roman" w:eastAsia="Arial" w:hAnsi="Times New Roman"/>
           <w:sz w:val="22"/>
           <w:szCs w:val="22"/>
         </w:rPr>
@@ -916,6 +1231,8 @@
     <w:p>
       <w:pPr>
         <w:pStyle w:val="Heading2"/>
+        <w:jc w:val="both"/>
+        <w:spacing w:line="360" w:lineRule="auto"/>
       </w:pPr>
       <w:r>
         <w:rPr>
@@ -931,11 +1248,17 @@
     </w:p>
     <w:p>
       <w:pPr>
-        <w:spacing w:after="120"/>
-      </w:pPr>
-      <w:r>
-        <w:rPr>
-          <w:rFonts w:ascii="Arial" w:cs="Arial" w:eastAsia="Arial" w:hAnsi="Arial"/>
+        <w:spacing w:after="120" w:line="360" w:lineRule="auto"/>
+        <w:jc w:val="both"/>
+        <w:rPr>
+          <w:rFonts w:ascii="Times New Roman" w:hAnsi="Times New Roman" w:cs="Times New Roman"/>
+          <w:sz w:val="22"/>
+          <w:szCs w:val="22"/>
+        </w:rPr>
+      </w:pPr>
+      <w:r>
+        <w:rPr>
+          <w:rFonts w:ascii="Times New Roman" w:cs="Times New Roman" w:eastAsia="Arial" w:hAnsi="Times New Roman"/>
           <w:sz w:val="22"/>
           <w:szCs w:val="22"/>
         </w:rPr>
@@ -944,11 +1267,17 @@
     </w:p>
     <w:p>
       <w:pPr>
-        <w:spacing w:after="120"/>
-      </w:pPr>
-      <w:r>
-        <w:rPr>
-          <w:rFonts w:ascii="Arial" w:cs="Arial" w:eastAsia="Arial" w:hAnsi="Arial"/>
+        <w:spacing w:after="120" w:line="360" w:lineRule="auto"/>
+        <w:jc w:val="both"/>
+        <w:rPr>
+          <w:rFonts w:ascii="Times New Roman" w:hAnsi="Times New Roman" w:cs="Times New Roman"/>
+          <w:sz w:val="22"/>
+          <w:szCs w:val="22"/>
+        </w:rPr>
+      </w:pPr>
+      <w:r>
+        <w:rPr>
+          <w:rFonts w:ascii="Times New Roman" w:cs="Times New Roman" w:eastAsia="Arial" w:hAnsi="Times New Roman"/>
           <w:sz w:val="22"/>
           <w:szCs w:val="22"/>
         </w:rPr>
@@ -958,6 +1287,8 @@
     <w:p>
       <w:pPr>
         <w:pStyle w:val="Heading1"/>
+        <w:jc w:val="both"/>
+        <w:spacing w:line="360" w:lineRule="auto"/>
       </w:pPr>
       <w:r>
         <w:rPr>
@@ -978,13 +1309,19 @@
           <w:ilvl w:val="0"/>
           <w:numId w:val="2"/>
         </w:numPr>
-        <w:spacing w:after="80"/>
-      </w:pPr>
-      <w:r>
-        <w:rPr>
-          <w:rFonts w:ascii="Arial" w:cs="Arial" w:eastAsia="Arial" w:hAnsi="Arial"/>
-          <w:sz w:val="20"/>
-          <w:szCs w:val="20"/>
+        <w:spacing w:after="80" w:line="360" w:lineRule="auto"/>
+        <w:jc w:val="both"/>
+        <w:rPr>
+          <w:rFonts w:ascii="Times New Roman" w:hAnsi="Times New Roman" w:cs="Times New Roman"/>
+          <w:sz w:val="22"/>
+          <w:szCs w:val="22"/>
+        </w:rPr>
+      </w:pPr>
+      <w:r>
+        <w:rPr>
+          <w:rFonts w:ascii="Times New Roman" w:cs="Times New Roman" w:eastAsia="Arial" w:hAnsi="Times New Roman"/>
+          <w:sz w:val="22"/>
+          <w:szCs w:val="22"/>
         </w:rPr>
         <w:t xml:space="preserve">US spirits consumption slowdown: North America is 40% of revenue and more than 40% of profit. If consumer spending weakens or the cultural shift away from spirits (particularly among younger demographics) accelerates, volumes could disappoint.</w:t>
       </w:r>
@@ -996,13 +1333,19 @@
           <w:ilvl w:val="0"/>
           <w:numId w:val="2"/>
         </w:numPr>
-        <w:spacing w:after="80"/>
-      </w:pPr>
-      <w:r>
-        <w:rPr>
-          <w:rFonts w:ascii="Arial" w:cs="Arial" w:eastAsia="Arial" w:hAnsi="Arial"/>
-          <w:sz w:val="20"/>
-          <w:szCs w:val="20"/>
+        <w:spacing w:after="80" w:line="360" w:lineRule="auto"/>
+        <w:jc w:val="both"/>
+        <w:rPr>
+          <w:rFonts w:ascii="Times New Roman" w:hAnsi="Times New Roman" w:cs="Times New Roman"/>
+          <w:sz w:val="22"/>
+          <w:szCs w:val="22"/>
+        </w:rPr>
+      </w:pPr>
+      <w:r>
+        <w:rPr>
+          <w:rFonts w:ascii="Times New Roman" w:cs="Times New Roman" w:eastAsia="Arial" w:hAnsi="Times New Roman"/>
+          <w:sz w:val="22"/>
+          <w:szCs w:val="22"/>
         </w:rPr>
         <w:t xml:space="preserve">Inventory destocking: FY2024 showed how painful destocking can be. If another inventory correction hits, Diageo's results will look ugly for a quarter or two even if underlying demand is fine.</w:t>
       </w:r>
@@ -1014,13 +1357,19 @@
           <w:ilvl w:val="0"/>
           <w:numId w:val="2"/>
         </w:numPr>
-        <w:spacing w:after="80"/>
-      </w:pPr>
-      <w:r>
-        <w:rPr>
-          <w:rFonts w:ascii="Arial" w:cs="Arial" w:eastAsia="Arial" w:hAnsi="Arial"/>
-          <w:sz w:val="20"/>
-          <w:szCs w:val="20"/>
+        <w:spacing w:after="80" w:line="360" w:lineRule="auto"/>
+        <w:jc w:val="both"/>
+        <w:rPr>
+          <w:rFonts w:ascii="Times New Roman" w:hAnsi="Times New Roman" w:cs="Times New Roman"/>
+          <w:sz w:val="22"/>
+          <w:szCs w:val="22"/>
+        </w:rPr>
+      </w:pPr>
+      <w:r>
+        <w:rPr>
+          <w:rFonts w:ascii="Times New Roman" w:cs="Times New Roman" w:eastAsia="Arial" w:hAnsi="Times New Roman"/>
+          <w:sz w:val="22"/>
+          <w:szCs w:val="22"/>
         </w:rPr>
         <w:t xml:space="preserve">Leverage: Net debt at 2.7x EBITDA is at the top of the target range. If earnings disappoint while debt stays elevated, rating agencies could reassess the credit profile.</w:t>
       </w:r>
@@ -1032,13 +1381,19 @@
           <w:ilvl w:val="0"/>
           <w:numId w:val="2"/>
         </w:numPr>
-        <w:spacing w:after="80"/>
-      </w:pPr>
-      <w:r>
-        <w:rPr>
-          <w:rFonts w:ascii="Arial" w:cs="Arial" w:eastAsia="Arial" w:hAnsi="Arial"/>
-          <w:sz w:val="20"/>
-          <w:szCs w:val="20"/>
+        <w:spacing w:after="80" w:line="360" w:lineRule="auto"/>
+        <w:jc w:val="both"/>
+        <w:rPr>
+          <w:rFonts w:ascii="Times New Roman" w:hAnsi="Times New Roman" w:cs="Times New Roman"/>
+          <w:sz w:val="22"/>
+          <w:szCs w:val="22"/>
+        </w:rPr>
+      </w:pPr>
+      <w:r>
+        <w:rPr>
+          <w:rFonts w:ascii="Times New Roman" w:cs="Times New Roman" w:eastAsia="Arial" w:hAnsi="Times New Roman"/>
+          <w:sz w:val="22"/>
+          <w:szCs w:val="22"/>
         </w:rPr>
         <w:t xml:space="preserve">FX exposure: Diageo earns in 80+ currencies but reports in sterling. A sharp GBP appreciation would reduce reported earnings without any change in underlying business performance.</w:t>
       </w:r>
@@ -1050,25 +1405,39 @@
           <w:ilvl w:val="0"/>
           <w:numId w:val="2"/>
         </w:numPr>
-        <w:spacing w:after="80"/>
-      </w:pPr>
-      <w:r>
-        <w:rPr>
-          <w:rFonts w:ascii="Arial" w:cs="Arial" w:eastAsia="Arial" w:hAnsi="Arial"/>
-          <w:sz w:val="20"/>
-          <w:szCs w:val="20"/>
+        <w:spacing w:after="80" w:line="360" w:lineRule="auto"/>
+        <w:jc w:val="both"/>
+        <w:rPr>
+          <w:rFonts w:ascii="Times New Roman" w:hAnsi="Times New Roman" w:cs="Times New Roman"/>
+          <w:sz w:val="22"/>
+          <w:szCs w:val="22"/>
+        </w:rPr>
+      </w:pPr>
+      <w:r>
+        <w:rPr>
+          <w:rFonts w:ascii="Times New Roman" w:cs="Times New Roman" w:eastAsia="Arial" w:hAnsi="Times New Roman"/>
+          <w:sz w:val="22"/>
+          <w:szCs w:val="22"/>
         </w:rPr>
         <w:t xml:space="preserve">Regulation and taxation: Spirits face excise duties in most markets. Any increase in alcohol taxes, advertising restrictions, or minimum pricing rules could weigh on volumes and profitability.</w:t>
       </w:r>
     </w:p>
     <w:p>
       <w:pPr>
-        <w:spacing w:after="80"/>
+        <w:spacing w:after="80" w:line="360" w:lineRule="auto"/>
+        <w:jc w:val="both"/>
+        <w:rPr>
+          <w:rFonts w:ascii="Times New Roman" w:hAnsi="Times New Roman" w:cs="Times New Roman"/>
+          <w:sz w:val="22"/>
+          <w:szCs w:val="22"/>
+        </w:rPr>
       </w:pPr>
     </w:p>
     <w:p>
       <w:pPr>
         <w:pStyle w:val="Heading1"/>
+        <w:jc w:val="both"/>
+        <w:spacing w:line="360" w:lineRule="auto"/>
       </w:pPr>
       <w:r>
         <w:rPr>
@@ -1084,11 +1453,17 @@
     </w:p>
     <w:p>
       <w:pPr>
-        <w:spacing w:after="120"/>
-      </w:pPr>
-      <w:r>
-        <w:rPr>
-          <w:rFonts w:ascii="Arial" w:cs="Arial" w:eastAsia="Arial" w:hAnsi="Arial"/>
+        <w:spacing w:after="120" w:line="360" w:lineRule="auto"/>
+        <w:jc w:val="both"/>
+        <w:rPr>
+          <w:rFonts w:ascii="Times New Roman" w:hAnsi="Times New Roman" w:cs="Times New Roman"/>
+          <w:sz w:val="22"/>
+          <w:szCs w:val="22"/>
+        </w:rPr>
+      </w:pPr>
+      <w:r>
+        <w:rPr>
+          <w:rFonts w:ascii="Times New Roman" w:cs="Times New Roman" w:eastAsia="Arial" w:hAnsi="Times New Roman"/>
           <w:sz w:val="22"/>
           <w:szCs w:val="22"/>
         </w:rPr>
@@ -1097,7 +1472,13 @@
     </w:p>
     <w:p>
       <w:pPr>
-        <w:spacing w:after="80"/>
+        <w:spacing w:after="80" w:line="360" w:lineRule="auto"/>
+        <w:jc w:val="both"/>
+        <w:rPr>
+          <w:rFonts w:ascii="Times New Roman" w:hAnsi="Times New Roman" w:cs="Times New Roman"/>
+          <w:sz w:val="22"/>
+          <w:szCs w:val="22"/>
+        </w:rPr>
       </w:pPr>
     </w:p>
     <w:p>
@@ -1105,20 +1486,33 @@
         <w:pBdr>
           <w:bottom w:val="single" w:color="2E75B6" w:sz="6" w:space="1"/>
         </w:pBdr>
-      </w:pPr>
-    </w:p>
-    <w:p>
-      <w:pPr>
-        <w:spacing w:after="120"/>
-      </w:pPr>
-      <w:r>
-        <w:rPr>
-          <w:rFonts w:ascii="Arial" w:cs="Arial" w:eastAsia="Arial" w:hAnsi="Arial"/>
+        <w:jc w:val="both"/>
+        <w:spacing w:line="360" w:lineRule="auto"/>
+        <w:rPr>
+          <w:rFonts w:ascii="Times New Roman" w:hAnsi="Times New Roman" w:cs="Times New Roman"/>
+          <w:sz w:val="22"/>
+          <w:szCs w:val="22"/>
+        </w:rPr>
+      </w:pPr>
+    </w:p>
+    <w:p>
+      <w:pPr>
+        <w:spacing w:after="120" w:line="360" w:lineRule="auto"/>
+        <w:jc w:val="both"/>
+        <w:rPr>
+          <w:rFonts w:ascii="Times New Roman" w:hAnsi="Times New Roman" w:cs="Times New Roman"/>
+          <w:sz w:val="22"/>
+          <w:szCs w:val="22"/>
+        </w:rPr>
+      </w:pPr>
+      <w:r>
+        <w:rPr>
+          <w:rFonts w:ascii="Times New Roman" w:cs="Times New Roman" w:eastAsia="Arial" w:hAnsi="Times New Roman"/>
           <w:i/>
           <w:iCs/>
           <w:color w:val="888888"/>
-          <w:sz w:val="18"/>
-          <w:szCs w:val="18"/>
+          <w:sz w:val="22"/>
+          <w:szCs w:val="22"/>
         </w:rPr>
         <w:t xml:space="preserve">This note was prepared by Zak Whatmough as part of an independent equity research project. All data sourced from Diageo PLC Annual Reports (FY2020-FY2024), Bloomberg, FactSet, and Damodaran. The accompanying Excel model contains full workings and is available on GitHub.</w:t>
       </w:r>
@@ -1396,7 +1790,7 @@
   <w:docDefaults>
     <w:rPrDefault>
       <w:rPr>
-        <w:rFonts w:ascii="Arial" w:cs="Arial" w:eastAsia="Arial" w:hAnsi="Arial"/>
+        <w:rFonts w:ascii="Times New Roman" w:cs="Times New Roman" w:eastAsia="Arial" w:hAnsi="Times New Roman"/>
         <w:sz w:val="22"/>
         <w:szCs w:val="22"/>
       </w:rPr>
